--- a/01-嵌入式操作系统及应用/01-教案/嵌入式操作系统及应用-10.docx
+++ b/01-嵌入式操作系统及应用/01-教案/嵌入式操作系统及应用-10.docx
@@ -235,6 +235,21 @@
                 <w:lang w:val="en-US" w:eastAsia="zh-CN"/>
               </w:rPr>
             </w:pPr>
+            <w:r>
+              <w:rPr>
+                <w:rFonts w:ascii="Segoe UI" w:hAnsi="Segoe UI" w:eastAsia="Segoe UI" w:cs="Segoe UI"/>
+                <w:i w:val="0"/>
+                <w:iCs w:val="0"/>
+                <w:caps w:val="0"/>
+                <w:spacing w:val="0"/>
+                <w:sz w:val="16"/>
+                <w:szCs w:val="16"/>
+                <w:shd w:val="clear" w:fill="FBFBFB"/>
+              </w:rPr>
+              <w:t>2025-10-24</w:t>
+            </w:r>
+            <w:bookmarkStart w:id="0" w:name="_GoBack"/>
+            <w:bookmarkEnd w:id="0"/>
           </w:p>
         </w:tc>
       </w:tr>
@@ -318,33 +333,6 @@
               </w:rPr>
               <w:t>物联网2411</w:t>
             </w:r>
-            <w:r>
-              <w:rPr>
-                <w:rFonts w:hint="eastAsia" w:ascii="宋体" w:hAnsi="宋体" w:eastAsia="宋体" w:cs="宋体"/>
-                <w:sz w:val="21"/>
-                <w:szCs w:val="21"/>
-                <w:lang w:val="en-US" w:eastAsia="zh-CN"/>
-              </w:rPr>
-              <w:t>|</w:t>
-            </w:r>
-            <w:r>
-              <w:rPr>
-                <w:rFonts w:hint="eastAsia" w:ascii="宋体" w:hAnsi="宋体" w:eastAsia="宋体" w:cs="宋体"/>
-                <w:sz w:val="21"/>
-                <w:szCs w:val="21"/>
-                <w:lang w:eastAsia="zh-CN"/>
-              </w:rPr>
-              <w:t>物联网241</w:t>
-            </w:r>
-            <w:r>
-              <w:rPr>
-                <w:rFonts w:hint="eastAsia" w:ascii="宋体" w:hAnsi="宋体" w:eastAsia="宋体" w:cs="宋体"/>
-                <w:sz w:val="21"/>
-                <w:szCs w:val="21"/>
-                <w:lang w:val="en-US" w:eastAsia="zh-CN"/>
-              </w:rPr>
-              <w:t>2</w:t>
-            </w:r>
           </w:p>
         </w:tc>
         <w:tc>
@@ -418,6 +406,7 @@
             <w:insideH w:val="single" w:color="auto" w:sz="4" w:space="0"/>
             <w:insideV w:val="single" w:color="auto" w:sz="4" w:space="0"/>
           </w:tblBorders>
+          <w:shd w:val="clear" w:color="auto" w:fill="FFFFFF"/>
           <w:tblCellMar>
             <w:top w:w="0" w:type="dxa"/>
             <w:left w:w="108" w:type="dxa"/>
@@ -787,7 +776,6 @@
                 <w:spacing w:val="0"/>
                 <w:sz w:val="17"/>
                 <w:szCs w:val="17"/>
-                <w:bdr w:val="none" w:color="auto" w:sz="0" w:space="0"/>
                 <w:shd w:val="clear" w:fill="F0F0F0"/>
               </w:rPr>
               <w:t>LOS_EventInit()</w:t>
@@ -817,7 +805,6 @@
                 <w:spacing w:val="0"/>
                 <w:sz w:val="17"/>
                 <w:szCs w:val="17"/>
-                <w:bdr w:val="none" w:color="auto" w:sz="0" w:space="0"/>
                 <w:shd w:val="clear" w:fill="F0F0F0"/>
               </w:rPr>
               <w:t>LOS_EventRead()</w:t>
@@ -847,7 +834,6 @@
                 <w:spacing w:val="0"/>
                 <w:sz w:val="17"/>
                 <w:szCs w:val="17"/>
-                <w:bdr w:val="none" w:color="auto" w:sz="0" w:space="0"/>
                 <w:shd w:val="clear" w:fill="F0F0F0"/>
               </w:rPr>
               <w:t>LOS_EventWrite()</w:t>
@@ -877,7 +863,6 @@
                 <w:spacing w:val="0"/>
                 <w:sz w:val="17"/>
                 <w:szCs w:val="17"/>
-                <w:bdr w:val="none" w:color="auto" w:sz="0" w:space="0"/>
                 <w:shd w:val="clear" w:fill="F0F0F0"/>
               </w:rPr>
               <w:t>LOS_EventClear()</w:t>
@@ -1028,7 +1013,6 @@
                 <w:spacing w:val="0"/>
                 <w:sz w:val="17"/>
                 <w:szCs w:val="17"/>
-                <w:bdr w:val="none" w:color="auto" w:sz="0" w:space="0"/>
                 <w:shd w:val="clear" w:fill="F0F0F0"/>
               </w:rPr>
               <w:t>LOS_WAITMODE_AND</w:t>
@@ -1086,7 +1070,6 @@
                 <w:spacing w:val="0"/>
                 <w:sz w:val="17"/>
                 <w:szCs w:val="17"/>
-                <w:bdr w:val="none" w:color="auto" w:sz="0" w:space="0"/>
                 <w:shd w:val="clear" w:fill="F0F0F0"/>
               </w:rPr>
               <w:t>LOS_EventRead()</w:t>
@@ -1116,7 +1099,6 @@
                 <w:spacing w:val="0"/>
                 <w:sz w:val="17"/>
                 <w:szCs w:val="17"/>
-                <w:bdr w:val="none" w:color="auto" w:sz="0" w:space="0"/>
                 <w:shd w:val="clear" w:fill="F0F0F0"/>
               </w:rPr>
               <w:t>mode</w:t>
@@ -1146,7 +1128,6 @@
                 <w:spacing w:val="0"/>
                 <w:sz w:val="17"/>
                 <w:szCs w:val="17"/>
-                <w:bdr w:val="none" w:color="auto" w:sz="0" w:space="0"/>
                 <w:shd w:val="clear" w:fill="F0F0F0"/>
               </w:rPr>
               <w:t>eventMask</w:t>
@@ -1176,7 +1157,6 @@
                 <w:spacing w:val="0"/>
                 <w:sz w:val="17"/>
                 <w:szCs w:val="17"/>
-                <w:bdr w:val="none" w:color="auto" w:sz="0" w:space="0"/>
                 <w:shd w:val="clear" w:fill="F0F0F0"/>
               </w:rPr>
               <w:t>0x1</w:t>
@@ -1206,7 +1186,6 @@
                 <w:spacing w:val="0"/>
                 <w:sz w:val="17"/>
                 <w:szCs w:val="17"/>
-                <w:bdr w:val="none" w:color="auto" w:sz="0" w:space="0"/>
                 <w:shd w:val="clear" w:fill="F0F0F0"/>
               </w:rPr>
               <w:t>EVENT_CB_S</w:t>
@@ -1423,7 +1402,6 @@
                 <w:spacing w:val="0"/>
                 <w:sz w:val="17"/>
                 <w:szCs w:val="17"/>
-                <w:bdr w:val="none" w:color="auto" w:sz="0" w:space="0"/>
                 <w:shd w:val="clear" w:fill="F0F0F0"/>
               </w:rPr>
               <w:t>LOS_EventInit(PEVENT_CB_S eventCB)</w:t>
@@ -1453,7 +1431,6 @@
                 <w:spacing w:val="0"/>
                 <w:sz w:val="17"/>
                 <w:szCs w:val="17"/>
-                <w:bdr w:val="none" w:color="auto" w:sz="0" w:space="0"/>
                 <w:shd w:val="clear" w:fill="F0F0F0"/>
               </w:rPr>
               <w:t>EVENT_CB_S m_event; LOS_EventInit(&amp;m_event)</w:t>
@@ -1511,7 +1488,6 @@
                 <w:spacing w:val="0"/>
                 <w:sz w:val="17"/>
                 <w:szCs w:val="17"/>
-                <w:bdr w:val="none" w:color="auto" w:sz="0" w:space="0"/>
                 <w:shd w:val="clear" w:fill="F0F0F0"/>
               </w:rPr>
               <w:t>LOS_EventRead(&amp;m_event, EVENT_WAIT, LOS_WAITMODE_AND, LOS_WAIT_FOREVER)</w:t>
@@ -1541,7 +1517,6 @@
                 <w:spacing w:val="0"/>
                 <w:sz w:val="17"/>
                 <w:szCs w:val="17"/>
-                <w:bdr w:val="none" w:color="auto" w:sz="0" w:space="0"/>
                 <w:shd w:val="clear" w:fill="F0F0F0"/>
               </w:rPr>
               <w:t>eventMask=EVENT_WAIT</w:t>
@@ -1571,7 +1546,6 @@
                 <w:spacing w:val="0"/>
                 <w:sz w:val="17"/>
                 <w:szCs w:val="17"/>
-                <w:bdr w:val="none" w:color="auto" w:sz="0" w:space="0"/>
                 <w:shd w:val="clear" w:fill="F0F0F0"/>
               </w:rPr>
               <w:t>0x1</w:t>
@@ -1601,7 +1575,6 @@
                 <w:spacing w:val="0"/>
                 <w:sz w:val="17"/>
                 <w:szCs w:val="17"/>
-                <w:bdr w:val="none" w:color="auto" w:sz="0" w:space="0"/>
                 <w:shd w:val="clear" w:fill="F0F0F0"/>
               </w:rPr>
               <w:t>mode=LOS_WAITMODE_AND</w:t>
@@ -1659,7 +1632,6 @@
                 <w:spacing w:val="0"/>
                 <w:sz w:val="17"/>
                 <w:szCs w:val="17"/>
-                <w:bdr w:val="none" w:color="auto" w:sz="0" w:space="0"/>
                 <w:shd w:val="clear" w:fill="F0F0F0"/>
               </w:rPr>
               <w:t>LOS_EventWrite(&amp;m_event, EVENT_WAIT)</w:t>
@@ -1717,7 +1689,6 @@
                 <w:spacing w:val="0"/>
                 <w:sz w:val="17"/>
                 <w:szCs w:val="17"/>
-                <w:bdr w:val="none" w:color="auto" w:sz="0" w:space="0"/>
                 <w:shd w:val="clear" w:fill="F0F0F0"/>
               </w:rPr>
               <w:t>vendor/lockzhiner/rk2206/sample/BUILD.gn</w:t>
@@ -1747,7 +1718,6 @@
                 <w:spacing w:val="0"/>
                 <w:sz w:val="17"/>
                 <w:szCs w:val="17"/>
-                <w:bdr w:val="none" w:color="auto" w:sz="0" w:space="0"/>
                 <w:shd w:val="clear" w:fill="F0F0F0"/>
               </w:rPr>
               <w:t>./a6_kernel_event:event_example</w:t>
@@ -1777,7 +1747,6 @@
                 <w:spacing w:val="0"/>
                 <w:sz w:val="17"/>
                 <w:szCs w:val="17"/>
-                <w:bdr w:val="none" w:color="auto" w:sz="0" w:space="0"/>
                 <w:shd w:val="clear" w:fill="F0F0F0"/>
               </w:rPr>
               <w:t>device/lockzhiner/rk2206/sdk_liteos/Makefile</w:t>
@@ -1807,7 +1776,6 @@
                 <w:spacing w:val="0"/>
                 <w:sz w:val="17"/>
                 <w:szCs w:val="17"/>
-                <w:bdr w:val="none" w:color="auto" w:sz="0" w:space="0"/>
                 <w:shd w:val="clear" w:fill="F0F0F0"/>
               </w:rPr>
               <w:t>-levent_example</w:t>
@@ -1865,7 +1833,6 @@
                 <w:spacing w:val="0"/>
                 <w:sz w:val="17"/>
                 <w:szCs w:val="17"/>
-                <w:bdr w:val="none" w:color="auto" w:sz="0" w:space="0"/>
                 <w:shd w:val="clear" w:fill="F0F0F0"/>
               </w:rPr>
               <w:t>event_master_thread</w:t>
@@ -1895,7 +1862,6 @@
                 <w:spacing w:val="0"/>
                 <w:sz w:val="17"/>
                 <w:szCs w:val="17"/>
-                <w:bdr w:val="none" w:color="auto" w:sz="0" w:space="0"/>
                 <w:shd w:val="clear" w:fill="F0F0F0"/>
               </w:rPr>
               <w:t>0x1</w:t>
@@ -1925,7 +1891,6 @@
                 <w:spacing w:val="0"/>
                 <w:sz w:val="17"/>
                 <w:szCs w:val="17"/>
-                <w:bdr w:val="none" w:color="auto" w:sz="0" w:space="0"/>
                 <w:shd w:val="clear" w:fill="F0F0F0"/>
               </w:rPr>
               <w:t>event_slave_thread</w:t>
@@ -2011,7 +1976,6 @@
                 <w:spacing w:val="0"/>
                 <w:sz w:val="17"/>
                 <w:szCs w:val="17"/>
-                <w:bdr w:val="none" w:color="auto" w:sz="0" w:space="0"/>
                 <w:shd w:val="clear" w:fill="F0F0F0"/>
               </w:rPr>
               <w:t>eventMask</w:t>
@@ -2041,7 +2005,6 @@
                 <w:spacing w:val="0"/>
                 <w:sz w:val="17"/>
                 <w:szCs w:val="17"/>
-                <w:bdr w:val="none" w:color="auto" w:sz="0" w:space="0"/>
                 <w:shd w:val="clear" w:fill="F0F0F0"/>
               </w:rPr>
               <w:t>0x3</w:t>
@@ -2071,7 +2034,6 @@
                 <w:spacing w:val="0"/>
                 <w:sz w:val="17"/>
                 <w:szCs w:val="17"/>
-                <w:bdr w:val="none" w:color="auto" w:sz="0" w:space="0"/>
                 <w:shd w:val="clear" w:fill="F0F0F0"/>
               </w:rPr>
               <w:t>mode</w:t>
@@ -2101,7 +2063,6 @@
                 <w:spacing w:val="0"/>
                 <w:sz w:val="17"/>
                 <w:szCs w:val="17"/>
-                <w:bdr w:val="none" w:color="auto" w:sz="0" w:space="0"/>
                 <w:shd w:val="clear" w:fill="F0F0F0"/>
               </w:rPr>
               <w:t>AND</w:t>
@@ -2131,7 +2092,6 @@
                 <w:spacing w:val="0"/>
                 <w:sz w:val="17"/>
                 <w:szCs w:val="17"/>
-                <w:bdr w:val="none" w:color="auto" w:sz="0" w:space="0"/>
                 <w:shd w:val="clear" w:fill="F0F0F0"/>
               </w:rPr>
               <w:t>OR</w:t>
@@ -2217,7 +2177,6 @@
                 <w:spacing w:val="0"/>
                 <w:sz w:val="17"/>
                 <w:szCs w:val="17"/>
-                <w:bdr w:val="none" w:color="auto" w:sz="0" w:space="0"/>
                 <w:shd w:val="clear" w:fill="F0F0F0"/>
               </w:rPr>
               <w:t>LOS_EventRead()</w:t>
@@ -2247,7 +2206,6 @@
                 <w:spacing w:val="0"/>
                 <w:sz w:val="17"/>
                 <w:szCs w:val="17"/>
-                <w:bdr w:val="none" w:color="auto" w:sz="0" w:space="0"/>
                 <w:shd w:val="clear" w:fill="F0F0F0"/>
               </w:rPr>
               <w:t>LOS_ERRNO_EVENT_EVENTMASK_INVALID</w:t>
@@ -2279,7 +2237,6 @@
             <w:insideH w:val="single" w:color="auto" w:sz="4" w:space="0"/>
             <w:insideV w:val="single" w:color="auto" w:sz="4" w:space="0"/>
           </w:tblBorders>
-          <w:shd w:val="clear" w:color="auto" w:fill="FFFFFF"/>
           <w:tblCellMar>
             <w:top w:w="0" w:type="dxa"/>
             <w:left w:w="108" w:type="dxa"/>
@@ -2373,6 +2330,7 @@
             <w:insideH w:val="single" w:color="auto" w:sz="4" w:space="0"/>
             <w:insideV w:val="single" w:color="auto" w:sz="4" w:space="0"/>
           </w:tblBorders>
+          <w:shd w:val="clear" w:color="auto" w:fill="FFFFFF"/>
           <w:tblCellMar>
             <w:top w:w="0" w:type="dxa"/>
             <w:left w:w="108" w:type="dxa"/>
@@ -2501,6 +2459,7 @@
             <w:insideH w:val="single" w:color="auto" w:sz="4" w:space="0"/>
             <w:insideV w:val="single" w:color="auto" w:sz="4" w:space="0"/>
           </w:tblBorders>
+          <w:shd w:val="clear" w:color="auto" w:fill="FFFFFF"/>
           <w:tblCellMar>
             <w:top w:w="0" w:type="dxa"/>
             <w:left w:w="108" w:type="dxa"/>
@@ -2760,7 +2719,6 @@
                 <w:spacing w:val="0"/>
                 <w:sz w:val="17"/>
                 <w:szCs w:val="17"/>
-                <w:bdr w:val="none" w:color="auto" w:sz="0" w:space="0"/>
                 <w:shd w:val="clear" w:fill="F0F0F0"/>
               </w:rPr>
               <w:t>LOS_EventRead()</w:t>
@@ -2790,7 +2748,6 @@
                 <w:spacing w:val="0"/>
                 <w:sz w:val="17"/>
                 <w:szCs w:val="17"/>
-                <w:bdr w:val="none" w:color="auto" w:sz="0" w:space="0"/>
                 <w:shd w:val="clear" w:fill="F0F0F0"/>
               </w:rPr>
               <w:t>mode</w:t>
@@ -2820,7 +2777,6 @@
                 <w:spacing w:val="0"/>
                 <w:sz w:val="17"/>
                 <w:szCs w:val="17"/>
-                <w:bdr w:val="none" w:color="auto" w:sz="0" w:space="0"/>
                 <w:shd w:val="clear" w:fill="F0F0F0"/>
               </w:rPr>
               <w:t>LOS_WAITMODE_OR</w:t>
@@ -2850,7 +2806,6 @@
                 <w:spacing w:val="0"/>
                 <w:sz w:val="17"/>
                 <w:szCs w:val="17"/>
-                <w:bdr w:val="none" w:color="auto" w:sz="0" w:space="0"/>
                 <w:shd w:val="clear" w:fill="F0F0F0"/>
               </w:rPr>
               <w:t>EVENT_WAIT2=0x2</w:t>
@@ -2880,7 +2835,6 @@
                 <w:spacing w:val="0"/>
                 <w:sz w:val="17"/>
                 <w:szCs w:val="17"/>
-                <w:bdr w:val="none" w:color="auto" w:sz="0" w:space="0"/>
                 <w:shd w:val="clear" w:fill="F0F0F0"/>
               </w:rPr>
               <w:t>event_master_thread</w:t>
@@ -2910,7 +2864,6 @@
                 <w:spacing w:val="0"/>
                 <w:sz w:val="17"/>
                 <w:szCs w:val="17"/>
-                <w:bdr w:val="none" w:color="auto" w:sz="0" w:space="0"/>
                 <w:shd w:val="clear" w:fill="F0F0F0"/>
               </w:rPr>
               <w:t>0x1</w:t>
@@ -2940,7 +2893,6 @@
                 <w:spacing w:val="0"/>
                 <w:sz w:val="17"/>
                 <w:szCs w:val="17"/>
-                <w:bdr w:val="none" w:color="auto" w:sz="0" w:space="0"/>
                 <w:shd w:val="clear" w:fill="F0F0F0"/>
               </w:rPr>
               <w:t>0x2</w:t>
@@ -2970,7 +2922,6 @@
                 <w:spacing w:val="0"/>
                 <w:sz w:val="17"/>
                 <w:szCs w:val="17"/>
-                <w:bdr w:val="none" w:color="auto" w:sz="0" w:space="0"/>
                 <w:shd w:val="clear" w:fill="F0F0F0"/>
               </w:rPr>
               <w:t>event_slave_thread</w:t>
@@ -3028,7 +2979,6 @@
                 <w:spacing w:val="0"/>
                 <w:sz w:val="17"/>
                 <w:szCs w:val="17"/>
-                <w:bdr w:val="none" w:color="auto" w:sz="0" w:space="0"/>
                 <w:shd w:val="clear" w:fill="F0F0F0"/>
               </w:rPr>
               <w:t>LOS_EventRead()</w:t>
@@ -3114,7 +3064,6 @@
                 <w:spacing w:val="0"/>
                 <w:sz w:val="17"/>
                 <w:szCs w:val="17"/>
-                <w:bdr w:val="none" w:color="auto" w:sz="0" w:space="0"/>
                 <w:shd w:val="clear" w:fill="F0F0F0"/>
               </w:rPr>
               <w:t>LOS_QueueCreate()</w:t>
@@ -3790,7 +3739,6 @@
                 <w:spacing w:val="0"/>
                 <w:sz w:val="17"/>
                 <w:szCs w:val="17"/>
-                <w:bdr w:val="none" w:color="auto" w:sz="0" w:space="0"/>
                 <w:shd w:val="clear" w:fill="F0F0F0"/>
               </w:rPr>
               <w:t>eventMask</w:t>
@@ -3820,7 +3768,6 @@
                 <w:spacing w:val="0"/>
                 <w:sz w:val="17"/>
                 <w:szCs w:val="17"/>
-                <w:bdr w:val="none" w:color="auto" w:sz="0" w:space="0"/>
                 <w:shd w:val="clear" w:fill="F0F0F0"/>
               </w:rPr>
               <w:t>LOS_EventRead()</w:t>
@@ -3906,7 +3853,6 @@
                 <w:spacing w:val="0"/>
                 <w:sz w:val="17"/>
                 <w:szCs w:val="17"/>
-                <w:bdr w:val="none" w:color="auto" w:sz="0" w:space="0"/>
                 <w:shd w:val="clear" w:fill="F0F0F0"/>
               </w:rPr>
               <w:t>LOS_EventRead()</w:t>
@@ -4001,7 +3947,6 @@
                 <w:spacing w:val="0"/>
                 <w:sz w:val="17"/>
                 <w:szCs w:val="17"/>
-                <w:bdr w:val="none" w:color="auto" w:sz="0" w:space="0"/>
                 <w:shd w:val="clear" w:fill="F0F0F0"/>
               </w:rPr>
               <w:t>LOS_WAITMODE_AND</w:t>
@@ -4031,7 +3976,6 @@
                 <w:spacing w:val="0"/>
                 <w:sz w:val="17"/>
                 <w:szCs w:val="17"/>
-                <w:bdr w:val="none" w:color="auto" w:sz="0" w:space="0"/>
                 <w:shd w:val="clear" w:fill="F0F0F0"/>
               </w:rPr>
               <w:t>OR</w:t>
@@ -4665,7 +4609,6 @@
                 <w:spacing w:val="0"/>
                 <w:sz w:val="17"/>
                 <w:szCs w:val="17"/>
-                <w:bdr w:val="none" w:color="auto" w:sz="0" w:space="0"/>
                 <w:shd w:val="clear" w:fill="F0F0F0"/>
               </w:rPr>
               <w:t>event_master_thread</w:t>
@@ -4695,7 +4638,6 @@
                 <w:spacing w:val="0"/>
                 <w:sz w:val="17"/>
                 <w:szCs w:val="17"/>
-                <w:bdr w:val="none" w:color="auto" w:sz="0" w:space="0"/>
                 <w:shd w:val="clear" w:fill="F0F0F0"/>
               </w:rPr>
               <w:t>event_slave_thread</w:t>
@@ -5131,7 +5073,6 @@
                 <w:spacing w:val="0"/>
                 <w:sz w:val="17"/>
                 <w:szCs w:val="17"/>
-                <w:bdr w:val="none" w:color="auto" w:sz="0" w:space="0"/>
                 <w:shd w:val="clear" w:fill="F0F0F0"/>
               </w:rPr>
               <w:t>eventMask</w:t>
@@ -5161,7 +5102,6 @@
                 <w:spacing w:val="0"/>
                 <w:sz w:val="17"/>
                 <w:szCs w:val="17"/>
-                <w:bdr w:val="none" w:color="auto" w:sz="0" w:space="0"/>
                 <w:shd w:val="clear" w:fill="F0F0F0"/>
               </w:rPr>
               <w:t>mode</w:t>
@@ -5247,7 +5187,6 @@
                 <w:spacing w:val="0"/>
                 <w:sz w:val="17"/>
                 <w:szCs w:val="17"/>
-                <w:bdr w:val="none" w:color="auto" w:sz="0" w:space="0"/>
                 <w:shd w:val="clear" w:fill="F0F0F0"/>
               </w:rPr>
               <w:t>LOS_EventInit(PEVENT_CB_S eventCB)</w:t>
@@ -5277,7 +5216,6 @@
                 <w:spacing w:val="0"/>
                 <w:sz w:val="17"/>
                 <w:szCs w:val="17"/>
-                <w:bdr w:val="none" w:color="auto" w:sz="0" w:space="0"/>
                 <w:shd w:val="clear" w:fill="F0F0F0"/>
               </w:rPr>
               <w:t>EVENT_CB_S</w:t>
@@ -5307,7 +5245,6 @@
                 <w:spacing w:val="0"/>
                 <w:sz w:val="17"/>
                 <w:szCs w:val="17"/>
-                <w:bdr w:val="none" w:color="auto" w:sz="0" w:space="0"/>
                 <w:shd w:val="clear" w:fill="F0F0F0"/>
               </w:rPr>
               <w:t>m_event</w:t>
@@ -5365,7 +5302,6 @@
                 <w:spacing w:val="0"/>
                 <w:sz w:val="17"/>
                 <w:szCs w:val="17"/>
-                <w:bdr w:val="none" w:color="auto" w:sz="0" w:space="0"/>
                 <w:shd w:val="clear" w:fill="F0F0F0"/>
               </w:rPr>
               <w:t>LOS_EventRead(PEVENT_CB_S eventCB, UINT32 eventMask, UINT32 mode, UINT32 timeout)</w:t>
@@ -5395,7 +5331,6 @@
                 <w:spacing w:val="0"/>
                 <w:sz w:val="17"/>
                 <w:szCs w:val="17"/>
-                <w:bdr w:val="none" w:color="auto" w:sz="0" w:space="0"/>
                 <w:shd w:val="clear" w:fill="F0F0F0"/>
               </w:rPr>
               <w:t>eventMask</w:t>
@@ -5425,7 +5360,6 @@
                 <w:spacing w:val="0"/>
                 <w:sz w:val="17"/>
                 <w:szCs w:val="17"/>
-                <w:bdr w:val="none" w:color="auto" w:sz="0" w:space="0"/>
                 <w:shd w:val="clear" w:fill="F0F0F0"/>
               </w:rPr>
               <w:t>0x1</w:t>
@@ -5455,7 +5389,6 @@
                 <w:spacing w:val="0"/>
                 <w:sz w:val="17"/>
                 <w:szCs w:val="17"/>
-                <w:bdr w:val="none" w:color="auto" w:sz="0" w:space="0"/>
                 <w:shd w:val="clear" w:fill="F0F0F0"/>
               </w:rPr>
               <w:t>mode</w:t>
@@ -5485,7 +5418,6 @@
                 <w:spacing w:val="0"/>
                 <w:sz w:val="17"/>
                 <w:szCs w:val="17"/>
-                <w:bdr w:val="none" w:color="auto" w:sz="0" w:space="0"/>
                 <w:shd w:val="clear" w:fill="F0F0F0"/>
               </w:rPr>
               <w:t>AND</w:t>
@@ -5515,7 +5447,6 @@
                 <w:spacing w:val="0"/>
                 <w:sz w:val="17"/>
                 <w:szCs w:val="17"/>
-                <w:bdr w:val="none" w:color="auto" w:sz="0" w:space="0"/>
                 <w:shd w:val="clear" w:fill="F0F0F0"/>
               </w:rPr>
               <w:t>OR</w:t>
@@ -5545,7 +5476,6 @@
                 <w:spacing w:val="0"/>
                 <w:sz w:val="17"/>
                 <w:szCs w:val="17"/>
-                <w:bdr w:val="none" w:color="auto" w:sz="0" w:space="0"/>
                 <w:shd w:val="clear" w:fill="F0F0F0"/>
               </w:rPr>
               <w:t>timeout</w:t>
@@ -5603,7 +5533,6 @@
                 <w:spacing w:val="0"/>
                 <w:sz w:val="17"/>
                 <w:szCs w:val="17"/>
-                <w:bdr w:val="none" w:color="auto" w:sz="0" w:space="0"/>
                 <w:shd w:val="clear" w:fill="F0F0F0"/>
               </w:rPr>
               <w:t>LOS_EventWrite(PEVENT_CB_S eventCB, UINT32 events)</w:t>
@@ -5633,7 +5562,6 @@
                 <w:spacing w:val="0"/>
                 <w:sz w:val="17"/>
                 <w:szCs w:val="17"/>
-                <w:bdr w:val="none" w:color="auto" w:sz="0" w:space="0"/>
                 <w:shd w:val="clear" w:fill="F0F0F0"/>
               </w:rPr>
               <w:t>0x1</w:t>
@@ -5691,7 +5619,6 @@
                 <w:spacing w:val="0"/>
                 <w:sz w:val="17"/>
                 <w:szCs w:val="17"/>
-                <w:bdr w:val="none" w:color="auto" w:sz="0" w:space="0"/>
                 <w:shd w:val="clear" w:fill="F0F0F0"/>
               </w:rPr>
               <w:t>LOS_EventClear(PEVENT_CB_S eventCB, UINT32 eventMask)</w:t>
@@ -5721,7 +5648,6 @@
                 <w:spacing w:val="0"/>
                 <w:sz w:val="17"/>
                 <w:szCs w:val="17"/>
-                <w:bdr w:val="none" w:color="auto" w:sz="0" w:space="0"/>
                 <w:shd w:val="clear" w:fill="F0F0F0"/>
               </w:rPr>
               <w:t>~m_event.uwEventID</w:t>
@@ -5779,7 +5705,6 @@
                 <w:spacing w:val="0"/>
                 <w:sz w:val="17"/>
                 <w:szCs w:val="17"/>
-                <w:bdr w:val="none" w:color="auto" w:sz="0" w:space="0"/>
                 <w:shd w:val="clear" w:fill="F0F0F0"/>
               </w:rPr>
               <w:t>LOS_ERRNO_EVENT_EVENTMASK_INVALID</w:t>
@@ -6211,7 +6136,6 @@
                 <w:spacing w:val="0"/>
                 <w:sz w:val="17"/>
                 <w:szCs w:val="17"/>
-                <w:bdr w:val="none" w:color="auto" w:sz="0" w:space="0"/>
                 <w:shd w:val="clear" w:fill="F0F0F0"/>
               </w:rPr>
               <w:t>vendor/lockzhiner/rk2206/sample</w:t>
@@ -6241,7 +6165,6 @@
                 <w:spacing w:val="0"/>
                 <w:sz w:val="17"/>
                 <w:szCs w:val="17"/>
-                <w:bdr w:val="none" w:color="auto" w:sz="0" w:space="0"/>
                 <w:shd w:val="clear" w:fill="F0F0F0"/>
               </w:rPr>
               <w:t>a6_kernel_event</w:t>
@@ -6383,7 +6306,6 @@
                 <w:spacing w:val="0"/>
                 <w:sz w:val="17"/>
                 <w:szCs w:val="17"/>
-                <w:bdr w:val="none" w:color="auto" w:sz="0" w:space="0"/>
                 <w:shd w:val="clear" w:fill="F0F0F0"/>
               </w:rPr>
               <w:t>event_example()</w:t>
@@ -6413,7 +6335,6 @@
                 <w:spacing w:val="0"/>
                 <w:sz w:val="17"/>
                 <w:szCs w:val="17"/>
-                <w:bdr w:val="none" w:color="auto" w:sz="0" w:space="0"/>
                 <w:shd w:val="clear" w:fill="F0F0F0"/>
               </w:rPr>
               <w:t>event_master_thread</w:t>
@@ -6443,7 +6364,6 @@
                 <w:spacing w:val="0"/>
                 <w:sz w:val="17"/>
                 <w:szCs w:val="17"/>
-                <w:bdr w:val="none" w:color="auto" w:sz="0" w:space="0"/>
                 <w:shd w:val="clear" w:fill="F0F0F0"/>
               </w:rPr>
               <w:t>event_slave_thread</w:t>
@@ -6501,7 +6421,6 @@
                 <w:spacing w:val="0"/>
                 <w:sz w:val="17"/>
                 <w:szCs w:val="17"/>
-                <w:bdr w:val="none" w:color="auto" w:sz="0" w:space="0"/>
                 <w:shd w:val="clear" w:fill="F0F0F0"/>
               </w:rPr>
               <w:t>BUILD.gn</w:t>
@@ -6531,7 +6450,6 @@
                 <w:spacing w:val="0"/>
                 <w:sz w:val="17"/>
                 <w:szCs w:val="17"/>
-                <w:bdr w:val="none" w:color="auto" w:sz="0" w:space="0"/>
                 <w:shd w:val="clear" w:fill="F0F0F0"/>
               </w:rPr>
               <w:t>Makefile</w:t>
@@ -6953,7 +6871,6 @@
                 <w:spacing w:val="0"/>
                 <w:sz w:val="17"/>
                 <w:szCs w:val="17"/>
-                <w:bdr w:val="none" w:color="auto" w:sz="0" w:space="0"/>
                 <w:shd w:val="clear" w:fill="F0F0F0"/>
               </w:rPr>
               <w:t>EVENT_CB_S m_event;</w:t>
@@ -7011,7 +6928,6 @@
                 <w:spacing w:val="0"/>
                 <w:sz w:val="17"/>
                 <w:szCs w:val="17"/>
-                <w:bdr w:val="none" w:color="auto" w:sz="0" w:space="0"/>
                 <w:shd w:val="clear" w:fill="F0F0F0"/>
               </w:rPr>
               <w:t>LOS_EventWrite(&amp;m_event, 0x1); LOS_Msleep(2000); LOS_EventClear(&amp;m_event, ~m_event.uwEventID);</w:t>
@@ -7097,7 +7013,6 @@
                 <w:spacing w:val="0"/>
                 <w:sz w:val="17"/>
                 <w:szCs w:val="17"/>
-                <w:bdr w:val="none" w:color="auto" w:sz="0" w:space="0"/>
                 <w:shd w:val="clear" w:fill="F0F0F0"/>
               </w:rPr>
               <w:t>BUILD.gn</w:t>
@@ -7127,7 +7042,6 @@
                 <w:spacing w:val="0"/>
                 <w:sz w:val="17"/>
                 <w:szCs w:val="17"/>
-                <w:bdr w:val="none" w:color="auto" w:sz="0" w:space="0"/>
                 <w:shd w:val="clear" w:fill="F0F0F0"/>
               </w:rPr>
               <w:t>./a6_kernel_event:event_example</w:t>
@@ -7185,7 +7099,6 @@
                 <w:spacing w:val="0"/>
                 <w:sz w:val="17"/>
                 <w:szCs w:val="17"/>
-                <w:bdr w:val="none" w:color="auto" w:sz="0" w:space="0"/>
                 <w:shd w:val="clear" w:fill="F0F0F0"/>
               </w:rPr>
               <w:t>Makefile</w:t>
@@ -7215,7 +7128,6 @@
                 <w:spacing w:val="0"/>
                 <w:sz w:val="17"/>
                 <w:szCs w:val="17"/>
-                <w:bdr w:val="none" w:color="auto" w:sz="0" w:space="0"/>
                 <w:shd w:val="clear" w:fill="F0F0F0"/>
               </w:rPr>
               <w:t>hardware_LIBS += -levent_example</w:t>
@@ -7245,7 +7157,6 @@
                 <w:spacing w:val="0"/>
                 <w:sz w:val="17"/>
                 <w:szCs w:val="17"/>
-                <w:bdr w:val="none" w:color="auto" w:sz="0" w:space="0"/>
                 <w:shd w:val="clear" w:fill="F0F0F0"/>
               </w:rPr>
               <w:t>-l</w:t>
@@ -7303,7 +7214,6 @@
                 <w:spacing w:val="0"/>
                 <w:sz w:val="17"/>
                 <w:szCs w:val="17"/>
-                <w:bdr w:val="none" w:color="auto" w:sz="0" w:space="0"/>
                 <w:shd w:val="clear" w:fill="F0F0F0"/>
               </w:rPr>
               <w:t>LOS_EventWrite()</w:t>
@@ -7333,7 +7243,6 @@
                 <w:spacing w:val="0"/>
                 <w:sz w:val="17"/>
                 <w:szCs w:val="17"/>
-                <w:bdr w:val="none" w:color="auto" w:sz="0" w:space="0"/>
                 <w:shd w:val="clear" w:fill="F0F0F0"/>
               </w:rPr>
               <w:t>LOS_ERRNO_EVENT_PTR_NULL</w:t>
@@ -7733,7 +7642,6 @@
                 <w:spacing w:val="0"/>
                 <w:sz w:val="17"/>
                 <w:szCs w:val="17"/>
-                <w:bdr w:val="none" w:color="auto" w:sz="0" w:space="0"/>
                 <w:shd w:val="clear" w:fill="F0F0F0"/>
               </w:rPr>
               <w:t>a6_kernel_event</w:t>
@@ -7763,7 +7671,6 @@
                 <w:spacing w:val="0"/>
                 <w:sz w:val="17"/>
                 <w:szCs w:val="17"/>
-                <w:bdr w:val="none" w:color="auto" w:sz="0" w:space="0"/>
                 <w:shd w:val="clear" w:fill="F0F0F0"/>
               </w:rPr>
               <w:t>mkdir -p a6_kernel_event</w:t>
@@ -7821,7 +7728,6 @@
                 <w:spacing w:val="0"/>
                 <w:sz w:val="17"/>
                 <w:szCs w:val="17"/>
-                <w:bdr w:val="none" w:color="auto" w:sz="0" w:space="0"/>
                 <w:shd w:val="clear" w:fill="F0F0F0"/>
               </w:rPr>
               <w:t>event_example.c</w:t>
@@ -7879,7 +7785,6 @@
                 <w:spacing w:val="0"/>
                 <w:sz w:val="17"/>
                 <w:szCs w:val="17"/>
-                <w:bdr w:val="none" w:color="auto" w:sz="0" w:space="0"/>
                 <w:shd w:val="clear" w:fill="F0F0F0"/>
               </w:rPr>
               <w:t>#include "los_event.h"</w:t>
@@ -7937,7 +7842,6 @@
                 <w:spacing w:val="0"/>
                 <w:sz w:val="17"/>
                 <w:szCs w:val="17"/>
-                <w:bdr w:val="none" w:color="auto" w:sz="0" w:space="0"/>
                 <w:shd w:val="clear" w:fill="F0F0F0"/>
               </w:rPr>
               <w:t>EVENT_CB_S m_event;</w:t>
@@ -7967,7 +7871,6 @@
                 <w:spacing w:val="0"/>
                 <w:sz w:val="17"/>
                 <w:szCs w:val="17"/>
-                <w:bdr w:val="none" w:color="auto" w:sz="0" w:space="0"/>
                 <w:shd w:val="clear" w:fill="F0F0F0"/>
               </w:rPr>
               <w:t>#define EVENT_WAIT 0x1</w:t>
@@ -8025,7 +7928,6 @@
                 <w:spacing w:val="0"/>
                 <w:sz w:val="17"/>
                 <w:szCs w:val="17"/>
-                <w:bdr w:val="none" w:color="auto" w:sz="0" w:space="0"/>
                 <w:shd w:val="clear" w:fill="F0F0F0"/>
               </w:rPr>
               <w:t>event_master_thread()</w:t>
@@ -8055,7 +7957,6 @@
                 <w:spacing w:val="0"/>
                 <w:sz w:val="17"/>
                 <w:szCs w:val="17"/>
-                <w:bdr w:val="none" w:color="auto" w:sz="0" w:space="0"/>
                 <w:shd w:val="clear" w:fill="F0F0F0"/>
               </w:rPr>
               <w:t>0x1</w:t>
@@ -8113,7 +8014,6 @@
                 <w:spacing w:val="0"/>
                 <w:sz w:val="17"/>
                 <w:szCs w:val="17"/>
-                <w:bdr w:val="none" w:color="auto" w:sz="0" w:space="0"/>
                 <w:shd w:val="clear" w:fill="F0F0F0"/>
               </w:rPr>
               <w:t>event_slave_thread()</w:t>
@@ -8143,7 +8043,6 @@
                 <w:spacing w:val="0"/>
                 <w:sz w:val="17"/>
                 <w:szCs w:val="17"/>
-                <w:bdr w:val="none" w:color="auto" w:sz="0" w:space="0"/>
                 <w:shd w:val="clear" w:fill="F0F0F0"/>
               </w:rPr>
               <w:t>0x1</w:t>
@@ -8201,7 +8100,6 @@
                 <w:spacing w:val="0"/>
                 <w:sz w:val="17"/>
                 <w:szCs w:val="17"/>
-                <w:bdr w:val="none" w:color="auto" w:sz="0" w:space="0"/>
                 <w:shd w:val="clear" w:fill="F0F0F0"/>
               </w:rPr>
               <w:t>event_example()</w:t>
@@ -8259,7 +8157,6 @@
                 <w:spacing w:val="0"/>
                 <w:sz w:val="17"/>
                 <w:szCs w:val="17"/>
-                <w:bdr w:val="none" w:color="auto" w:sz="0" w:space="0"/>
                 <w:shd w:val="clear" w:fill="F0F0F0"/>
               </w:rPr>
               <w:t>BUILD.gn</w:t>
@@ -8289,7 +8186,6 @@
                 <w:spacing w:val="0"/>
                 <w:sz w:val="17"/>
                 <w:szCs w:val="17"/>
-                <w:bdr w:val="none" w:color="auto" w:sz="0" w:space="0"/>
                 <w:shd w:val="clear" w:fill="F0F0F0"/>
               </w:rPr>
               <w:t>vendor/lockzhiner/rk2206/sample/BUILD.gn</w:t>
@@ -8319,7 +8215,6 @@
                 <w:spacing w:val="0"/>
                 <w:sz w:val="17"/>
                 <w:szCs w:val="17"/>
-                <w:bdr w:val="none" w:color="auto" w:sz="0" w:space="0"/>
                 <w:shd w:val="clear" w:fill="F0F0F0"/>
               </w:rPr>
               <w:t>./a6_kernel_event:event_example</w:t>
@@ -8377,7 +8272,6 @@
                 <w:spacing w:val="0"/>
                 <w:sz w:val="17"/>
                 <w:szCs w:val="17"/>
-                <w:bdr w:val="none" w:color="auto" w:sz="0" w:space="0"/>
                 <w:shd w:val="clear" w:fill="F0F0F0"/>
               </w:rPr>
               <w:t>Makefile</w:t>
@@ -8407,7 +8301,6 @@
                 <w:spacing w:val="0"/>
                 <w:sz w:val="17"/>
                 <w:szCs w:val="17"/>
-                <w:bdr w:val="none" w:color="auto" w:sz="0" w:space="0"/>
                 <w:shd w:val="clear" w:fill="F0F0F0"/>
               </w:rPr>
               <w:t>device/lockzhiner/rk2206/sdk_liteos/Makefile</w:t>
@@ -8437,7 +8330,6 @@
                 <w:spacing w:val="0"/>
                 <w:sz w:val="17"/>
                 <w:szCs w:val="17"/>
-                <w:bdr w:val="none" w:color="auto" w:sz="0" w:space="0"/>
                 <w:shd w:val="clear" w:fill="F0F0F0"/>
               </w:rPr>
               <w:t>hardware_LIBS</w:t>
@@ -8467,7 +8359,6 @@
                 <w:spacing w:val="0"/>
                 <w:sz w:val="17"/>
                 <w:szCs w:val="17"/>
-                <w:bdr w:val="none" w:color="auto" w:sz="0" w:space="0"/>
                 <w:shd w:val="clear" w:fill="F0F0F0"/>
               </w:rPr>
               <w:t>-levent_example</w:t>
@@ -8593,7 +8484,6 @@
                 <w:spacing w:val="0"/>
                 <w:sz w:val="17"/>
                 <w:szCs w:val="17"/>
-                <w:bdr w:val="none" w:color="auto" w:sz="0" w:space="0"/>
                 <w:shd w:val="clear" w:fill="F0F0F0"/>
               </w:rPr>
               <w:t>BUILD.gn</w:t>
@@ -8679,7 +8569,6 @@
                 <w:spacing w:val="0"/>
                 <w:sz w:val="17"/>
                 <w:szCs w:val="17"/>
-                <w:bdr w:val="none" w:color="auto" w:sz="0" w:space="0"/>
                 <w:shd w:val="clear" w:fill="F0F0F0"/>
               </w:rPr>
               <w:t>mode</w:t>
@@ -8709,7 +8598,6 @@
                 <w:spacing w:val="0"/>
                 <w:sz w:val="17"/>
                 <w:szCs w:val="17"/>
-                <w:bdr w:val="none" w:color="auto" w:sz="0" w:space="0"/>
                 <w:shd w:val="clear" w:fill="F0F0F0"/>
               </w:rPr>
               <w:t>OR</w:t>
@@ -9070,7 +8958,6 @@
                 <w:spacing w:val="0"/>
                 <w:sz w:val="17"/>
                 <w:szCs w:val="17"/>
-                <w:bdr w:val="none" w:color="auto" w:sz="0" w:space="0"/>
                 <w:shd w:val="clear" w:fill="F0F0F0"/>
               </w:rPr>
               <w:t>eventMask</w:t>
@@ -9100,7 +8987,6 @@
                 <w:spacing w:val="0"/>
                 <w:sz w:val="17"/>
                 <w:szCs w:val="17"/>
-                <w:bdr w:val="none" w:color="auto" w:sz="0" w:space="0"/>
                 <w:shd w:val="clear" w:fill="F0F0F0"/>
               </w:rPr>
               <w:t>mode</w:t>
@@ -9130,7 +9016,6 @@
                 <w:spacing w:val="0"/>
                 <w:sz w:val="17"/>
                 <w:szCs w:val="17"/>
-                <w:bdr w:val="none" w:color="auto" w:sz="0" w:space="0"/>
                 <w:shd w:val="clear" w:fill="F0F0F0"/>
               </w:rPr>
               <w:t>AND</w:t>
@@ -9160,7 +9045,6 @@
                 <w:spacing w:val="0"/>
                 <w:sz w:val="17"/>
                 <w:szCs w:val="17"/>
-                <w:bdr w:val="none" w:color="auto" w:sz="0" w:space="0"/>
                 <w:shd w:val="clear" w:fill="F0F0F0"/>
               </w:rPr>
               <w:t>OR</w:t>
@@ -9218,7 +9102,6 @@
                 <w:spacing w:val="0"/>
                 <w:sz w:val="17"/>
                 <w:szCs w:val="17"/>
-                <w:bdr w:val="none" w:color="auto" w:sz="0" w:space="0"/>
                 <w:shd w:val="clear" w:fill="F0F0F0"/>
               </w:rPr>
               <w:t>BUILD.gn</w:t>
@@ -9248,7 +9131,6 @@
                 <w:spacing w:val="0"/>
                 <w:sz w:val="17"/>
                 <w:szCs w:val="17"/>
-                <w:bdr w:val="none" w:color="auto" w:sz="0" w:space="0"/>
                 <w:shd w:val="clear" w:fill="F0F0F0"/>
               </w:rPr>
               <w:t>Makefile</w:t>
@@ -9523,6 +9405,7 @@
           </w:tcPr>
           <w:tbl>
             <w:tblPr>
+              <w:tblStyle w:val="8"/>
               <w:tblW w:w="20198" w:type="dxa"/>
               <w:tblInd w:w="-161" w:type="dxa"/>
               <w:tblBorders>
@@ -9555,6 +9438,13 @@
                   <w:insideH w:val="none" w:color="auto" w:sz="0" w:space="0"/>
                   <w:insideV w:val="none" w:color="auto" w:sz="0" w:space="0"/>
                 </w:tblBorders>
+                <w:shd w:val="clear" w:color="auto" w:fill="FFFFFF"/>
+                <w:tblCellMar>
+                  <w:top w:w="15" w:type="dxa"/>
+                  <w:left w:w="15" w:type="dxa"/>
+                  <w:bottom w:w="15" w:type="dxa"/>
+                  <w:right w:w="15" w:type="dxa"/>
+                </w:tblCellMar>
               </w:tblPrEx>
               <w:tc>
                 <w:tcPr>
@@ -9603,7 +9493,6 @@
                       <w:kern w:val="0"/>
                       <w:sz w:val="19"/>
                       <w:szCs w:val="19"/>
-                      <w:bdr w:val="none" w:color="auto" w:sz="0" w:space="0"/>
                       <w:lang w:val="en-US" w:eastAsia="zh-CN" w:bidi="ar"/>
                     </w:rPr>
                     <w:br w:type="textWrapping"/>
@@ -9619,7 +9508,6 @@
                       <w:kern w:val="0"/>
                       <w:sz w:val="19"/>
                       <w:szCs w:val="19"/>
-                      <w:bdr w:val="none" w:color="auto" w:sz="0" w:space="0"/>
                       <w:lang w:val="en-US" w:eastAsia="zh-CN" w:bidi="ar"/>
                     </w:rPr>
                     <w:t>1. 在学习通发布作业：</w:t>
@@ -9635,7 +9523,6 @@
                       <w:kern w:val="0"/>
                       <w:sz w:val="19"/>
                       <w:szCs w:val="19"/>
-                      <w:bdr w:val="none" w:color="auto" w:sz="0" w:space="0"/>
                       <w:lang w:val="en-US" w:eastAsia="zh-CN" w:bidi="ar"/>
                     </w:rPr>
                     <w:br w:type="textWrapping"/>
@@ -9651,7 +9538,6 @@
                       <w:kern w:val="0"/>
                       <w:sz w:val="19"/>
                       <w:szCs w:val="19"/>
-                      <w:bdr w:val="none" w:color="auto" w:sz="0" w:space="0"/>
                       <w:lang w:val="en-US" w:eastAsia="zh-CN" w:bidi="ar"/>
                     </w:rPr>
                     <w:t>- 实操作业要求：代码命名格式为“event_example_姓名.c”，日志截图需标注“读取模式”“事件掩码”；</w:t>
@@ -9667,7 +9553,6 @@
                       <w:kern w:val="0"/>
                       <w:sz w:val="19"/>
                       <w:szCs w:val="19"/>
-                      <w:bdr w:val="none" w:color="auto" w:sz="0" w:space="0"/>
                       <w:lang w:val="en-US" w:eastAsia="zh-CN" w:bidi="ar"/>
                     </w:rPr>
                     <w:br w:type="textWrapping"/>
@@ -9683,7 +9568,6 @@
                       <w:kern w:val="0"/>
                       <w:sz w:val="19"/>
                       <w:szCs w:val="19"/>
-                      <w:bdr w:val="none" w:color="auto" w:sz="0" w:space="0"/>
                       <w:lang w:val="en-US" w:eastAsia="zh-CN" w:bidi="ar"/>
                     </w:rPr>
                     <w:t>- 预习作业要求：简述</w:t>
@@ -9700,7 +9584,6 @@
                       <w:kern w:val="0"/>
                       <w:sz w:val="17"/>
                       <w:szCs w:val="17"/>
-                      <w:bdr w:val="none" w:color="auto" w:sz="0" w:space="0"/>
                       <w:shd w:val="clear" w:fill="F0F0F0"/>
                       <w:lang w:val="en-US" w:eastAsia="zh-CN" w:bidi="ar"/>
                     </w:rPr>
@@ -9717,7 +9600,6 @@
                       <w:kern w:val="0"/>
                       <w:sz w:val="19"/>
                       <w:szCs w:val="19"/>
-                      <w:bdr w:val="none" w:color="auto" w:sz="0" w:space="0"/>
                       <w:lang w:val="en-US" w:eastAsia="zh-CN" w:bidi="ar"/>
                     </w:rPr>
                     <w:t>的功能（不少于200字），对比事件与消息队列的适用场景；</w:t>
@@ -9733,7 +9615,6 @@
                       <w:kern w:val="0"/>
                       <w:sz w:val="19"/>
                       <w:szCs w:val="19"/>
-                      <w:bdr w:val="none" w:color="auto" w:sz="0" w:space="0"/>
                       <w:lang w:val="en-US" w:eastAsia="zh-CN" w:bidi="ar"/>
                     </w:rPr>
                     <w:br w:type="textWrapping"/>
@@ -9749,7 +9630,6 @@
                       <w:kern w:val="0"/>
                       <w:sz w:val="19"/>
                       <w:szCs w:val="19"/>
-                      <w:bdr w:val="none" w:color="auto" w:sz="0" w:space="0"/>
                       <w:lang w:val="en-US" w:eastAsia="zh-CN" w:bidi="ar"/>
                     </w:rPr>
                     <w:t>2. 提示下次课重点：鸿蒙内核消息队列（任务间传递数据的工具）。</w:t>
@@ -10277,8 +10157,6 @@
               </w:rPr>
               <w:t>提供课后复习支持，及时解决学习问题；通过高频错误汇总优化后续教学，帮助学生查漏补缺，巩固学习效果。</w:t>
             </w:r>
-            <w:bookmarkStart w:id="0" w:name="_GoBack"/>
-            <w:bookmarkEnd w:id="0"/>
           </w:p>
         </w:tc>
       </w:tr>
@@ -10419,7 +10297,7 @@
     <w:lsdException w:uiPriority="99" w:name="HTML Acronym"/>
     <w:lsdException w:uiPriority="99" w:name="HTML Address"/>
     <w:lsdException w:uiPriority="99" w:name="HTML Cite"/>
-    <w:lsdException w:uiPriority="99" w:name="HTML Code"/>
+    <w:lsdException w:qFormat="1" w:uiPriority="99" w:name="HTML Code"/>
     <w:lsdException w:uiPriority="99" w:name="HTML Definition"/>
     <w:lsdException w:uiPriority="99" w:name="HTML Keyboard"/>
     <w:lsdException w:uiPriority="99" w:name="HTML Preformatted"/>
@@ -10745,6 +10623,7 @@
     <w:basedOn w:val="9"/>
     <w:semiHidden/>
     <w:unhideWhenUsed/>
+    <w:qFormat/>
     <w:uiPriority w:val="99"/>
     <w:rPr>
       <w:rFonts w:ascii="Courier New" w:hAnsi="Courier New"/>

--- a/01-嵌入式操作系统及应用/01-教案/嵌入式操作系统及应用-10.docx
+++ b/01-嵌入式操作系统及应用/01-教案/嵌入式操作系统及应用-10.docx
@@ -237,14 +237,15 @@
             </w:pPr>
             <w:r>
               <w:rPr>
-                <w:rFonts w:ascii="Segoe UI" w:hAnsi="Segoe UI" w:eastAsia="Segoe UI" w:cs="Segoe UI"/>
-                <w:i w:val="0"/>
-                <w:iCs w:val="0"/>
-                <w:caps w:val="0"/>
-                <w:spacing w:val="0"/>
-                <w:sz w:val="16"/>
-                <w:szCs w:val="16"/>
-                <w:shd w:val="clear" w:fill="FBFBFB"/>
+                <w:rFonts w:ascii="Noto Sans SC" w:hAnsi="Noto Sans SC" w:eastAsia="Noto Sans SC" w:cs="Noto Sans SC"/>
+                <w:i w:val="0"/>
+                <w:iCs w:val="0"/>
+                <w:caps w:val="0"/>
+                <w:color w:val="000000"/>
+                <w:spacing w:val="0"/>
+                <w:sz w:val="14"/>
+                <w:szCs w:val="14"/>
+                <w:shd w:val="clear" w:fill="FFFFFF"/>
               </w:rPr>
               <w:t>2025-10-24</w:t>
             </w:r>
@@ -263,7 +264,6 @@
             <w:insideH w:val="single" w:color="auto" w:sz="4" w:space="0"/>
             <w:insideV w:val="single" w:color="auto" w:sz="4" w:space="0"/>
           </w:tblBorders>
-          <w:shd w:val="clear" w:color="auto" w:fill="FFFFFF"/>
           <w:tblCellMar>
             <w:top w:w="0" w:type="dxa"/>
             <w:left w:w="108" w:type="dxa"/>
@@ -331,7 +331,16 @@
                 <w:szCs w:val="21"/>
                 <w:lang w:eastAsia="zh-CN"/>
               </w:rPr>
-              <w:t>物联网2411</w:t>
+              <w:t>物联网241</w:t>
+            </w:r>
+            <w:r>
+              <w:rPr>
+                <w:rFonts w:hint="eastAsia" w:ascii="宋体" w:hAnsi="宋体" w:eastAsia="宋体" w:cs="宋体"/>
+                <w:sz w:val="21"/>
+                <w:szCs w:val="21"/>
+                <w:lang w:val="en-US" w:eastAsia="zh-CN"/>
+              </w:rPr>
+              <w:t>2</w:t>
             </w:r>
           </w:p>
         </w:tc>
@@ -489,7 +498,6 @@
             <w:insideH w:val="single" w:color="auto" w:sz="4" w:space="0"/>
             <w:insideV w:val="single" w:color="auto" w:sz="4" w:space="0"/>
           </w:tblBorders>
-          <w:shd w:val="clear" w:color="auto" w:fill="FFFFFF"/>
           <w:tblCellMar>
             <w:top w:w="0" w:type="dxa"/>
             <w:left w:w="108" w:type="dxa"/>
@@ -922,7 +930,6 @@
             <w:insideH w:val="single" w:color="auto" w:sz="4" w:space="0"/>
             <w:insideV w:val="single" w:color="auto" w:sz="4" w:space="0"/>
           </w:tblBorders>
-          <w:shd w:val="clear" w:color="auto" w:fill="FFFFFF"/>
           <w:tblCellMar>
             <w:top w:w="0" w:type="dxa"/>
             <w:left w:w="108" w:type="dxa"/>
@@ -2237,6 +2244,7 @@
             <w:insideH w:val="single" w:color="auto" w:sz="4" w:space="0"/>
             <w:insideV w:val="single" w:color="auto" w:sz="4" w:space="0"/>
           </w:tblBorders>
+          <w:shd w:val="clear" w:color="auto" w:fill="FFFFFF"/>
           <w:tblCellMar>
             <w:top w:w="0" w:type="dxa"/>
             <w:left w:w="108" w:type="dxa"/>
@@ -2459,7 +2467,6 @@
             <w:insideH w:val="single" w:color="auto" w:sz="4" w:space="0"/>
             <w:insideV w:val="single" w:color="auto" w:sz="4" w:space="0"/>
           </w:tblBorders>
-          <w:shd w:val="clear" w:color="auto" w:fill="FFFFFF"/>
           <w:tblCellMar>
             <w:top w:w="0" w:type="dxa"/>
             <w:left w:w="108" w:type="dxa"/>
